--- a/HW05_DP1.docx
+++ b/HW05_DP1.docx
@@ -604,6 +604,7 @@
           <w:lang w:val="en-US" w:eastAsia="zh-CN"/>
         </w:rPr>
       </w:pPr>
+      <w:commentRangeStart w:id="0"/>
       <w:r>
         <w:rPr>
           <w:rFonts w:ascii="Calibri" w:hAnsi="Calibri" w:eastAsia="Calibri"/>
@@ -632,6 +633,13 @@
           <w:lang w:val="en-US" w:eastAsia="zh-CN"/>
         </w:rPr>
         <w:t xml:space="preserve"> error occur when the program is run</w:t>
+      </w:r>
+      <w:commentRangeEnd w:id="0"/>
+      <w:r>
+        <w:rPr>
+          <w:rStyle w:val="CommentReference"/>
+        </w:rPr>
+        <w:commentReference w:id="0"/>
       </w:r>
     </w:p>
     <w:p>
@@ -1966,12 +1974,20 @@
                 <w:lang w:val="en-US"/>
               </w:rPr>
             </w:pPr>
+            <w:commentRangeStart w:id="1"/>
             <w:r>
               <w:rPr>
                 <w:rFonts w:hint="default"/>
                 <w:lang w:val="en-US"/>
               </w:rPr>
               <w:t>4 9</w:t>
+            </w:r>
+            <w:commentRangeEnd w:id="1"/>
+            <w:r>
+              <w:rPr>
+                <w:rStyle w:val="CommentReference"/>
+              </w:rPr>
+              <w:commentReference w:id="1"/>
             </w:r>
           </w:p>
           <w:p>
@@ -2050,6 +2066,7 @@
           <w:lang w:val="en-US" w:eastAsia="zh-CN"/>
         </w:rPr>
       </w:pPr>
+      <w:commentRangeStart w:id="2"/>
       <w:r>
         <w:rPr>
           <w:rFonts w:hint="eastAsia" w:eastAsia="宋体"/>
@@ -2059,6 +2076,13 @@
           <w:lang w:val="en-US" w:eastAsia="zh-CN"/>
         </w:rPr>
         <w:t>3</w:t>
+      </w:r>
+      <w:commentRangeEnd w:id="2"/>
+      <w:r>
+        <w:rPr>
+          <w:rStyle w:val="CommentReference"/>
+        </w:rPr>
+        <w:commentReference w:id="2"/>
       </w:r>
     </w:p>
     <w:p>
@@ -2184,6 +2208,7 @@
           <w:lang w:val="en-US"/>
         </w:rPr>
       </w:pPr>
+      <w:commentRangeStart w:id="3"/>
       <w:r>
         <w:rPr>
           <w:rFonts w:ascii="Calibri" w:hAnsi="Calibri" w:eastAsia="Calibri"/>
@@ -2202,6 +2227,13 @@
           <w:lang w:val="en-US"/>
         </w:rPr>
         <w:t>When i =0, the index of list which is changed is 5. Therefore a[0] becomes 5*5,which is 25≥</w:t>
+      </w:r>
+      <w:commentRangeEnd w:id="3"/>
+      <w:r>
+        <w:rPr>
+          <w:rStyle w:val="CommentReference"/>
+        </w:rPr>
+        <w:commentReference w:id="3"/>
       </w:r>
     </w:p>
     <w:p>
@@ -2997,6 +3029,7 @@
                 <w:lang w:val="en-US"/>
               </w:rPr>
             </w:pPr>
+            <w:commentRangeStart w:id="4"/>
             <w:r>
               <w:rPr>
                 <w:rFonts w:ascii="Consolas" w:hAnsi="Consolas" w:eastAsia="Consolas"/>
@@ -3015,6 +3048,13 @@
                 <w:lang w:val="en-US"/>
               </w:rPr>
               <w:t>for(int num:data){</w:t>
+            </w:r>
+            <w:commentRangeEnd w:id="4"/>
+            <w:r>
+              <w:rPr>
+                <w:rStyle w:val="CommentReference"/>
+              </w:rPr>
+              <w:commentReference w:id="4"/>
             </w:r>
           </w:p>
           <w:p>
@@ -4829,6 +4869,7 @@
           <w:lang w:val="en-US"/>
         </w:rPr>
       </w:pPr>
+      <w:commentRangeStart w:id="5"/>
       <w:r>
         <w:rPr>
           <w:rFonts w:hint="default" w:eastAsia="Calibri"/>
@@ -4838,6 +4879,13 @@
           <w:lang w:val="en-US"/>
         </w:rPr>
         <w:t xml:space="preserve">Because n=1 </w:t>
+      </w:r>
+      <w:commentRangeEnd w:id="5"/>
+      <w:r>
+        <w:rPr>
+          <w:rStyle w:val="CommentReference"/>
+        </w:rPr>
+        <w:commentReference w:id="5"/>
       </w:r>
     </w:p>
     <w:p>
@@ -5150,6 +5198,7 @@
                 <w:sz w:val="19"/>
               </w:rPr>
             </w:pPr>
+            <w:commentRangeStart w:id="6"/>
             <w:r>
               <w:rPr>
                 <w:rFonts w:hint="eastAsia" w:ascii="Consolas" w:hAnsi="Consolas" w:eastAsia="Consolas"/>
@@ -5158,6 +5207,13 @@
                 <w:sz w:val="19"/>
               </w:rPr>
               <w:t>PROCEDURE addBonus(BYREF marks : ARRAY OF INTEGER)</w:t>
+            </w:r>
+            <w:commentRangeEnd w:id="6"/>
+            <w:r>
+              <w:rPr>
+                <w:rStyle w:val="CommentReference"/>
+              </w:rPr>
+              <w:commentReference w:id="6"/>
             </w:r>
           </w:p>
           <w:p>
@@ -6267,6 +6323,7 @@
                 <w:sz w:val="19"/>
               </w:rPr>
             </w:pPr>
+            <w:commentRangeStart w:id="7"/>
             <w:r>
               <w:rPr>
                 <w:rFonts w:hint="eastAsia" w:ascii="Consolas" w:hAnsi="Consolas" w:eastAsia="Consolas"/>
@@ -6275,6 +6332,13 @@
                 <w:sz w:val="19"/>
               </w:rPr>
               <w:t>PROCEDURE find(BYVAL data : ARRAY OF INTEGER,BYVAL target : INTEGER)</w:t>
+            </w:r>
+            <w:commentRangeEnd w:id="7"/>
+            <w:r>
+              <w:rPr>
+                <w:rStyle w:val="CommentReference"/>
+              </w:rPr>
+              <w:commentReference w:id="7"/>
             </w:r>
           </w:p>
           <w:p>
@@ -7159,6 +7223,139 @@
     </w:sectPr>
   </w:body>
 </w:document>
+</file>
+
+<file path=word/comments.xml><?xml version="1.0" encoding="utf-8"?>
+<w:comments xmlns:a="http://schemas.openxmlformats.org/drawingml/2006/main" xmlns:pic="http://schemas.openxmlformats.org/drawingml/2006/picture" xmlns:r="http://schemas.openxmlformats.org/officeDocument/2006/relationships" xmlns:w="http://schemas.openxmlformats.org/wordprocessingml/2006/main" xmlns:wp="http://schemas.openxmlformats.org/drawingml/2006/wordprocessingDrawing" xmlns:mc="http://schemas.openxmlformats.org/markup-compatibility/2006" xmlns:a14="http://schemas.microsoft.com/office/drawing/2010/main" xmlns:w14="http://schemas.microsoft.com/office/word/2010/wordml" xmlns:wpc="http://schemas.microsoft.com/office/word/2010/wordprocessingCanvas">
+  <w:comment w:id="0" w:author="Gong Qiushi" w:initials="GQ" w:date="2026-10-23T00:18:17Z">
+    <w:p>
+      <w:pPr>
+        <w:pStyle w:val="CommentText"/>
+      </w:pPr>
+      <w:r>
+        <w:rPr>
+          <w:rStyle w:val="CommentReference"/>
+        </w:rPr>
+        <w:annotationRef/>
+      </w:r>
+      <w:r>
+        <w:t>3/4 - Explain the boundary. - You named the error ('index out of bound') and said it happens at run time, but you should also say that the array has 5 elements (valid indices 0-4) and that the program stops with an error on that statement. (-1)</w:t>
+      </w:r>
+    </w:p>
+  </w:comment>
+  <w:comment w:id="1" w:author="Gong Qiushi" w:initials="GQ" w:date="2026-10-23T00:18:17Z">
+    <w:p>
+      <w:pPr>
+        <w:pStyle w:val="CommentText"/>
+      </w:pPr>
+      <w:r>
+        <w:rPr>
+          <w:rStyle w:val="CommentReference"/>
+        </w:rPr>
+        <w:annotationRef/>
+      </w:r>
+      <w:r>
+        <w:t>0/1 - The Output cell in the last row is wrong. - `System.out.println(a[a.length - 1])` prints `a[3]` = 9, so the two output lines are `4 9` and `9`, not `4 9` and `3`. (-1)</w:t>
+      </w:r>
+    </w:p>
+  </w:comment>
+  <w:comment w:id="2" w:author="Gong Qiushi" w:initials="GQ" w:date="2026-10-23T00:18:17Z">
+    <w:p>
+      <w:pPr>
+        <w:pStyle w:val="CommentText"/>
+      </w:pPr>
+      <w:r>
+        <w:rPr>
+          <w:rStyle w:val="CommentReference"/>
+        </w:rPr>
+        <w:annotationRef/>
+      </w:r>
+      <w:r>
+        <w:t>1/3 - The second output line is wrong. - `a[a.length - 1]` is `a[3]` = 9, so the program prints `4 9` then `9`. You also need to state the number of lines (2). (-2)</w:t>
+      </w:r>
+    </w:p>
+  </w:comment>
+  <w:comment w:id="3" w:author="Gong Qiushi" w:initials="GQ" w:date="2026-10-23T00:18:17Z">
+    <w:p>
+      <w:pPr>
+        <w:pStyle w:val="CommentText"/>
+      </w:pPr>
+      <w:r>
+        <w:rPr>
+          <w:rStyle w:val="CommentReference"/>
+        </w:rPr>
+        <w:annotationRef/>
+      </w:r>
+      <w:r>
+        <w:t>2/3 - Wording. - 'the index of list which is changed is 5' - 5 is the VALUE of `a[0]`, not an index. Say: on the first pass `i` is 0, so `a[i]` is `a[0]`, and its value 5 * 5 = 25 is stored back. The idea is right. (-1)</w:t>
+      </w:r>
+    </w:p>
+  </w:comment>
+  <w:comment w:id="4" w:author="Gong Qiushi" w:initials="GQ" w:date="2026-10-23T00:18:17Z">
+    <w:p>
+      <w:pPr>
+        <w:pStyle w:val="CommentText"/>
+      </w:pPr>
+      <w:r>
+        <w:rPr>
+          <w:rStyle w:val="CommentReference"/>
+        </w:rPr>
+        <w:annotationRef/>
+      </w:r>
+      <w:r>
+        <w:t>3/4 - Missing semicolon. - `total=total+num` needs a `;` - without it the code does not compile. The enhanced-for structure itself is correct. (-1)</w:t>
+      </w:r>
+    </w:p>
+  </w:comment>
+  <w:comment w:id="5" w:author="Gong Qiushi" w:initials="GQ" w:date="2026-10-23T00:18:17Z">
+    <w:p>
+      <w:pPr>
+        <w:pStyle w:val="CommentText"/>
+      </w:pPr>
+      <w:r>
+        <w:rPr>
+          <w:rStyle w:val="CommentReference"/>
+        </w:rPr>
+        <w:annotationRef/>
+      </w:r>
+      <w:r>
+        <w:t>2/3 - Say why the loop stops. - `n` = 1 is correct. 'Because n=1' is circular - state that the test `n != 1` is now false, so the body is not executed again. (-1)</w:t>
+      </w:r>
+    </w:p>
+  </w:comment>
+  <w:comment w:id="6" w:author="Gong Qiushi" w:initials="GQ" w:date="2026-10-23T00:18:17Z">
+    <w:p>
+      <w:pPr>
+        <w:pStyle w:val="CommentText"/>
+      </w:pPr>
+      <w:r>
+        <w:rPr>
+          <w:rStyle w:val="CommentReference"/>
+        </w:rPr>
+        <w:annotationRef/>
+      </w:r>
+      <w:r>
+        <w:t>17/18 - Print the six values on ONE line. - In 9618, `OUTPUT marks[i]` starts a new line each time, so your version prints six separate lines. Use `OUTPUT marks[i], " "` (or build a string first). BYREF, the in-place +5 and the total are correct. (-1)</w:t>
+      </w:r>
+    </w:p>
+  </w:comment>
+  <w:comment w:id="7" w:author="Gong Qiushi" w:initials="GQ" w:date="2026-10-23T00:18:17Z">
+    <w:p>
+      <w:pPr>
+        <w:pStyle w:val="CommentText"/>
+      </w:pPr>
+      <w:r>
+        <w:rPr>
+          <w:rStyle w:val="CommentReference"/>
+        </w:rPr>
+        <w:annotationRef/>
+      </w:r>
+      <w:r>
+        <w:t>17/22 - Array bounds are inconsistent. - `DECLARE data : ARRAY[0:9]` gives 10 elements (indices 0-9), but both loops run `1 TO 9`: only 9 numbers are read (the 10th input is taken as the target) and `data[0]` is never used; `data[10]` would be out of bounds. Use `0 TO 9` throughout. Also write assignment with `←` (`Found ← FALSE`), not `=`. (-5)</w:t>
+      </w:r>
+    </w:p>
+  </w:comment>
+</w:comments>
 </file>
 
 <file path=word/endnotes.xml><?xml version="1.0" encoding="utf-8"?>
